--- a/skills/hr-policy-answer.SKILL.docx
+++ b/skills/hr-policy-answer.SKILL.docx
@@ -767,7 +767,7 @@
   <w:abstractNum w:abstractNumId="0" w15:restartNumberingAfterBreak="0">
     <w:nsid w:val="0000A990"/>
     <w:multiLevelType w:val="multilevel"/>
-    <w:tmpl w:val="A1E6A756"/>
+    <w:tmpl w:val="73ECC0FA"/>
     <w:lvl w:ilvl="0">
       <w:numFmt w:val="bullet"/>
       <w:lvlText w:val=" "/>
@@ -844,7 +844,7 @@
   <w:abstractNum w:abstractNumId="1" w15:restartNumberingAfterBreak="0">
     <w:nsid w:val="0000A991"/>
     <w:multiLevelType w:val="multilevel"/>
-    <w:tmpl w:val="0A5E21F8"/>
+    <w:tmpl w:val="39026C1E"/>
     <w:lvl w:ilvl="0">
       <w:numFmt w:val="bullet"/>
       <w:lvlText w:val=""/>
@@ -948,7 +948,7 @@
   <w:abstractNum w:abstractNumId="2" w15:restartNumberingAfterBreak="0">
     <w:nsid w:val="00A99411"/>
     <w:multiLevelType w:val="multilevel"/>
-    <w:tmpl w:val="4BF8D6F6"/>
+    <w:tmpl w:val="B9B044D4"/>
     <w:lvl w:ilvl="0">
       <w:start w:val="1"/>
       <w:numFmt w:val="decimal"/>
@@ -1031,13 +1031,13 @@
       </w:pPr>
     </w:lvl>
   </w:abstractNum>
-  <w:num w:numId="1" w16cid:durableId="1078092989">
+  <w:num w:numId="1" w16cid:durableId="1685594882">
     <w:abstractNumId w:val="0"/>
   </w:num>
-  <w:num w:numId="2" w16cid:durableId="127212409">
+  <w:num w:numId="2" w16cid:durableId="102237581">
     <w:abstractNumId w:val="1"/>
   </w:num>
-  <w:num w:numId="3" w16cid:durableId="401803587">
+  <w:num w:numId="3" w16cid:durableId="1405033329">
     <w:abstractNumId w:val="2"/>
     <w:lvlOverride w:ilvl="0">
       <w:startOverride w:val="1"/>
@@ -1067,7 +1067,7 @@
       <w:startOverride w:val="1"/>
     </w:lvlOverride>
   </w:num>
-  <w:num w:numId="4" w16cid:durableId="905796211">
+  <w:num w:numId="4" w16cid:durableId="844323890">
     <w:abstractNumId w:val="1"/>
   </w:num>
 </w:numbering>
@@ -2312,7 +2312,7 @@
     <w:name w:val="header"/>
     <w:basedOn w:val="Normal"/>
     <w:link w:val="HeaderChar"/>
-    <w:rsid w:val="004E035B"/>
+    <w:rsid w:val="000D308B"/>
     <w:pPr>
       <w:tabs>
         <w:tab w:val="center" w:pos="4513"/>
@@ -2325,7 +2325,7 @@
     <w:name w:val="Header Char"/>
     <w:basedOn w:val="DefaultParagraphFont"/>
     <w:link w:val="Header"/>
-    <w:rsid w:val="004E035B"/>
+    <w:rsid w:val="000D308B"/>
     <w:rPr>
       <w:rFonts w:ascii="Segoe UI" w:eastAsia="Segoe UI" w:hAnsi="Segoe UI" w:cs="Segoe UI"/>
       <w:color w:val="242424"/>
@@ -2336,7 +2336,7 @@
     <w:name w:val="footer"/>
     <w:basedOn w:val="Normal"/>
     <w:link w:val="FooterChar"/>
-    <w:rsid w:val="004E035B"/>
+    <w:rsid w:val="000D308B"/>
     <w:pPr>
       <w:tabs>
         <w:tab w:val="center" w:pos="4513"/>
@@ -2349,7 +2349,7 @@
     <w:name w:val="Footer Char"/>
     <w:basedOn w:val="DefaultParagraphFont"/>
     <w:link w:val="Footer"/>
-    <w:rsid w:val="004E035B"/>
+    <w:rsid w:val="000D308B"/>
     <w:rPr>
       <w:rFonts w:ascii="Segoe UI" w:eastAsia="Segoe UI" w:hAnsi="Segoe UI" w:cs="Segoe UI"/>
       <w:color w:val="242424"/>

--- a/skills/hr-policy-answer.SKILL.docx
+++ b/skills/hr-policy-answer.SKILL.docx
@@ -767,7 +767,7 @@
   <w:abstractNum w:abstractNumId="0" w15:restartNumberingAfterBreak="0">
     <w:nsid w:val="0000A990"/>
     <w:multiLevelType w:val="multilevel"/>
-    <w:tmpl w:val="73ECC0FA"/>
+    <w:tmpl w:val="A342C102"/>
     <w:lvl w:ilvl="0">
       <w:numFmt w:val="bullet"/>
       <w:lvlText w:val=" "/>
@@ -844,7 +844,7 @@
   <w:abstractNum w:abstractNumId="1" w15:restartNumberingAfterBreak="0">
     <w:nsid w:val="0000A991"/>
     <w:multiLevelType w:val="multilevel"/>
-    <w:tmpl w:val="39026C1E"/>
+    <w:tmpl w:val="C652DEFA"/>
     <w:lvl w:ilvl="0">
       <w:numFmt w:val="bullet"/>
       <w:lvlText w:val=""/>
@@ -948,7 +948,7 @@
   <w:abstractNum w:abstractNumId="2" w15:restartNumberingAfterBreak="0">
     <w:nsid w:val="00A99411"/>
     <w:multiLevelType w:val="multilevel"/>
-    <w:tmpl w:val="B9B044D4"/>
+    <w:tmpl w:val="A686F6CA"/>
     <w:lvl w:ilvl="0">
       <w:start w:val="1"/>
       <w:numFmt w:val="decimal"/>
@@ -1031,13 +1031,13 @@
       </w:pPr>
     </w:lvl>
   </w:abstractNum>
-  <w:num w:numId="1" w16cid:durableId="1685594882">
+  <w:num w:numId="1" w16cid:durableId="2074233413">
     <w:abstractNumId w:val="0"/>
   </w:num>
-  <w:num w:numId="2" w16cid:durableId="102237581">
+  <w:num w:numId="2" w16cid:durableId="173611295">
     <w:abstractNumId w:val="1"/>
   </w:num>
-  <w:num w:numId="3" w16cid:durableId="1405033329">
+  <w:num w:numId="3" w16cid:durableId="1067071484">
     <w:abstractNumId w:val="2"/>
     <w:lvlOverride w:ilvl="0">
       <w:startOverride w:val="1"/>
@@ -1067,7 +1067,7 @@
       <w:startOverride w:val="1"/>
     </w:lvlOverride>
   </w:num>
-  <w:num w:numId="4" w16cid:durableId="844323890">
+  <w:num w:numId="4" w16cid:durableId="675353092">
     <w:abstractNumId w:val="1"/>
   </w:num>
 </w:numbering>
@@ -2312,7 +2312,7 @@
     <w:name w:val="header"/>
     <w:basedOn w:val="Normal"/>
     <w:link w:val="HeaderChar"/>
-    <w:rsid w:val="000D308B"/>
+    <w:rsid w:val="0095414E"/>
     <w:pPr>
       <w:tabs>
         <w:tab w:val="center" w:pos="4513"/>
@@ -2325,7 +2325,7 @@
     <w:name w:val="Header Char"/>
     <w:basedOn w:val="DefaultParagraphFont"/>
     <w:link w:val="Header"/>
-    <w:rsid w:val="000D308B"/>
+    <w:rsid w:val="0095414E"/>
     <w:rPr>
       <w:rFonts w:ascii="Segoe UI" w:eastAsia="Segoe UI" w:hAnsi="Segoe UI" w:cs="Segoe UI"/>
       <w:color w:val="242424"/>
@@ -2336,7 +2336,7 @@
     <w:name w:val="footer"/>
     <w:basedOn w:val="Normal"/>
     <w:link w:val="FooterChar"/>
-    <w:rsid w:val="000D308B"/>
+    <w:rsid w:val="0095414E"/>
     <w:pPr>
       <w:tabs>
         <w:tab w:val="center" w:pos="4513"/>
@@ -2349,7 +2349,7 @@
     <w:name w:val="Footer Char"/>
     <w:basedOn w:val="DefaultParagraphFont"/>
     <w:link w:val="Footer"/>
-    <w:rsid w:val="000D308B"/>
+    <w:rsid w:val="0095414E"/>
     <w:rPr>
       <w:rFonts w:ascii="Segoe UI" w:eastAsia="Segoe UI" w:hAnsi="Segoe UI" w:cs="Segoe UI"/>
       <w:color w:val="242424"/>

--- a/skills/hr-policy-answer.SKILL.docx
+++ b/skills/hr-policy-answer.SKILL.docx
@@ -767,7 +767,7 @@
   <w:abstractNum w:abstractNumId="0" w15:restartNumberingAfterBreak="0">
     <w:nsid w:val="0000A990"/>
     <w:multiLevelType w:val="multilevel"/>
-    <w:tmpl w:val="73ECC0FA"/>
+    <w:tmpl w:val="07C69256"/>
     <w:lvl w:ilvl="0">
       <w:numFmt w:val="bullet"/>
       <w:lvlText w:val=" "/>
@@ -844,7 +844,7 @@
   <w:abstractNum w:abstractNumId="1" w15:restartNumberingAfterBreak="0">
     <w:nsid w:val="0000A991"/>
     <w:multiLevelType w:val="multilevel"/>
-    <w:tmpl w:val="39026C1E"/>
+    <w:tmpl w:val="EFECC888"/>
     <w:lvl w:ilvl="0">
       <w:numFmt w:val="bullet"/>
       <w:lvlText w:val=""/>
@@ -948,7 +948,7 @@
   <w:abstractNum w:abstractNumId="2" w15:restartNumberingAfterBreak="0">
     <w:nsid w:val="00A99411"/>
     <w:multiLevelType w:val="multilevel"/>
-    <w:tmpl w:val="B9B044D4"/>
+    <w:tmpl w:val="7D1299E0"/>
     <w:lvl w:ilvl="0">
       <w:start w:val="1"/>
       <w:numFmt w:val="decimal"/>
@@ -1031,13 +1031,13 @@
       </w:pPr>
     </w:lvl>
   </w:abstractNum>
-  <w:num w:numId="1" w16cid:durableId="1685594882">
+  <w:num w:numId="1" w16cid:durableId="1946498077">
     <w:abstractNumId w:val="0"/>
   </w:num>
-  <w:num w:numId="2" w16cid:durableId="102237581">
+  <w:num w:numId="2" w16cid:durableId="1006401280">
     <w:abstractNumId w:val="1"/>
   </w:num>
-  <w:num w:numId="3" w16cid:durableId="1405033329">
+  <w:num w:numId="3" w16cid:durableId="1900701096">
     <w:abstractNumId w:val="2"/>
     <w:lvlOverride w:ilvl="0">
       <w:startOverride w:val="1"/>
@@ -1067,7 +1067,7 @@
       <w:startOverride w:val="1"/>
     </w:lvlOverride>
   </w:num>
-  <w:num w:numId="4" w16cid:durableId="844323890">
+  <w:num w:numId="4" w16cid:durableId="1042100323">
     <w:abstractNumId w:val="1"/>
   </w:num>
 </w:numbering>
@@ -2312,7 +2312,7 @@
     <w:name w:val="header"/>
     <w:basedOn w:val="Normal"/>
     <w:link w:val="HeaderChar"/>
-    <w:rsid w:val="000D308B"/>
+    <w:rsid w:val="00FE37C6"/>
     <w:pPr>
       <w:tabs>
         <w:tab w:val="center" w:pos="4513"/>
@@ -2325,7 +2325,7 @@
     <w:name w:val="Header Char"/>
     <w:basedOn w:val="DefaultParagraphFont"/>
     <w:link w:val="Header"/>
-    <w:rsid w:val="000D308B"/>
+    <w:rsid w:val="00FE37C6"/>
     <w:rPr>
       <w:rFonts w:ascii="Segoe UI" w:eastAsia="Segoe UI" w:hAnsi="Segoe UI" w:cs="Segoe UI"/>
       <w:color w:val="242424"/>
@@ -2336,7 +2336,7 @@
     <w:name w:val="footer"/>
     <w:basedOn w:val="Normal"/>
     <w:link w:val="FooterChar"/>
-    <w:rsid w:val="000D308B"/>
+    <w:rsid w:val="00FE37C6"/>
     <w:pPr>
       <w:tabs>
         <w:tab w:val="center" w:pos="4513"/>
@@ -2349,7 +2349,7 @@
     <w:name w:val="Footer Char"/>
     <w:basedOn w:val="DefaultParagraphFont"/>
     <w:link w:val="Footer"/>
-    <w:rsid w:val="000D308B"/>
+    <w:rsid w:val="00FE37C6"/>
     <w:rPr>
       <w:rFonts w:ascii="Segoe UI" w:eastAsia="Segoe UI" w:hAnsi="Segoe UI" w:cs="Segoe UI"/>
       <w:color w:val="242424"/>

--- a/skills/hr-policy-answer.SKILL.docx
+++ b/skills/hr-policy-answer.SKILL.docx
@@ -307,7 +307,7 @@
         </w:numPr>
       </w:pPr>
       <w:r>
-        <w:t>"When is open enrollment?"</w:t>
+        <w:t>"At Zava, when is open enrollment and how do I change my medical plan?"</w:t>
       </w:r>
     </w:p>
     <w:p>
@@ -349,10 +349,10 @@
         <w:t>not</w:t>
       </w:r>
       <w:r>
-        <w:t xml:space="preserve"> use this skill for: individual pay/compensation details, performance or disciplinary </w:t>
-      </w:r>
-      <w:r>
-        <w:t>matters, legal advice, or anything requiring access to a specific person's private records.</w:t>
+        <w:t xml:space="preserve"> </w:t>
+      </w:r>
+      <w:r>
+        <w:t>use this skill for: individual pay/compensation details, performance or disciplinary matters, legal advice, or anything requiring access to a specific person's private records.</w:t>
       </w:r>
     </w:p>
     <w:p>
@@ -370,7 +370,17 @@
         <w:pStyle w:val="FirstParagraph"/>
       </w:pPr>
       <w:r>
-        <w:t xml:space="preserve">Ground every answer in the company's official documents — for this workshop, the uploaded </w:t>
+        <w:t xml:space="preserve">Ground every answer </w:t>
+      </w:r>
+      <w:r>
+        <w:rPr>
+          <w:b/>
+          <w:bCs/>
+        </w:rPr>
+        <w:t>only</w:t>
+      </w:r>
+      <w:r>
+        <w:t xml:space="preserve"> in the company's official documents — for this workshop, </w:t>
       </w:r>
       <w:r>
         <w:rPr>
@@ -388,7 +398,19 @@
         <w:t>benefits-summary.docx</w:t>
       </w:r>
       <w:r>
-        <w:t>. If the answer isn't in the source documents, say so rather than guessing.</w:t>
+        <w:t xml:space="preserve"> in the OneDrive folder </w:t>
+      </w:r>
+      <w:r>
+        <w:rPr>
+          <w:rStyle w:val="VerbatimChar"/>
+        </w:rPr>
+        <w:t>Documents/ai_hr_cowork_workshop</w:t>
+      </w:r>
+      <w:r>
+        <w:t xml:space="preserve">. Don't use web results or other documents in Microsoft 365: in a </w:t>
+      </w:r>
+      <w:r>
+        <w:t>real tenant those can include a different company's (your own employer's) actual policies. If the answer isn't in the source documents, say so rather than guessing.</w:t>
       </w:r>
     </w:p>
     <w:p>
@@ -464,10 +486,7 @@
         <w:t>Source</w:t>
       </w:r>
       <w:r>
-        <w:t xml:space="preserve"> </w:t>
-      </w:r>
-      <w:r>
-        <w:t>line naming the document/section used.</w:t>
+        <w:t xml:space="preserve"> line naming the document/section used.</w:t>
       </w:r>
     </w:p>
     <w:p>
@@ -767,7 +786,7 @@
   <w:abstractNum w:abstractNumId="0" w15:restartNumberingAfterBreak="0">
     <w:nsid w:val="0000A990"/>
     <w:multiLevelType w:val="multilevel"/>
-    <w:tmpl w:val="07C69256"/>
+    <w:tmpl w:val="B1ACB2DC"/>
     <w:lvl w:ilvl="0">
       <w:numFmt w:val="bullet"/>
       <w:lvlText w:val=" "/>
@@ -844,7 +863,7 @@
   <w:abstractNum w:abstractNumId="1" w15:restartNumberingAfterBreak="0">
     <w:nsid w:val="0000A991"/>
     <w:multiLevelType w:val="multilevel"/>
-    <w:tmpl w:val="EFECC888"/>
+    <w:tmpl w:val="9D52CB98"/>
     <w:lvl w:ilvl="0">
       <w:numFmt w:val="bullet"/>
       <w:lvlText w:val=""/>
@@ -948,7 +967,7 @@
   <w:abstractNum w:abstractNumId="2" w15:restartNumberingAfterBreak="0">
     <w:nsid w:val="00A99411"/>
     <w:multiLevelType w:val="multilevel"/>
-    <w:tmpl w:val="7D1299E0"/>
+    <w:tmpl w:val="7E4CA546"/>
     <w:lvl w:ilvl="0">
       <w:start w:val="1"/>
       <w:numFmt w:val="decimal"/>
@@ -1031,13 +1050,13 @@
       </w:pPr>
     </w:lvl>
   </w:abstractNum>
-  <w:num w:numId="1" w16cid:durableId="1946498077">
+  <w:num w:numId="1" w16cid:durableId="1754160936">
     <w:abstractNumId w:val="0"/>
   </w:num>
-  <w:num w:numId="2" w16cid:durableId="1006401280">
+  <w:num w:numId="2" w16cid:durableId="1170756615">
     <w:abstractNumId w:val="1"/>
   </w:num>
-  <w:num w:numId="3" w16cid:durableId="1900701096">
+  <w:num w:numId="3" w16cid:durableId="155416579">
     <w:abstractNumId w:val="2"/>
     <w:lvlOverride w:ilvl="0">
       <w:startOverride w:val="1"/>
@@ -1067,7 +1086,7 @@
       <w:startOverride w:val="1"/>
     </w:lvlOverride>
   </w:num>
-  <w:num w:numId="4" w16cid:durableId="1042100323">
+  <w:num w:numId="4" w16cid:durableId="1249273116">
     <w:abstractNumId w:val="1"/>
   </w:num>
 </w:numbering>
@@ -2006,6 +2025,34 @@
       <w:sz w:val="4"/>
     </w:rPr>
   </w:style>
+  <w:style w:type="character" w:customStyle="1" w:styleId="PromptGoal">
+    <w:name w:val="Prompt Goal"/>
+    <w:rPr>
+      <w:color w:val="1F4E99"/>
+      <w:shd w:val="clear" w:color="auto" w:fill="DCEBFF"/>
+    </w:rPr>
+  </w:style>
+  <w:style w:type="character" w:customStyle="1" w:styleId="PromptSource">
+    <w:name w:val="Prompt Source"/>
+    <w:rPr>
+      <w:color w:val="1E6B32"/>
+      <w:shd w:val="clear" w:color="auto" w:fill="DFF5E1"/>
+    </w:rPr>
+  </w:style>
+  <w:style w:type="character" w:customStyle="1" w:styleId="PromptExpectations">
+    <w:name w:val="Prompt Expectations"/>
+    <w:rPr>
+      <w:color w:val="8A4B00"/>
+      <w:shd w:val="clear" w:color="auto" w:fill="FFE9CC"/>
+    </w:rPr>
+  </w:style>
+  <w:style w:type="character" w:customStyle="1" w:styleId="PromptConstraints">
+    <w:name w:val="Prompt Constraints"/>
+    <w:rPr>
+      <w:color w:val="5B2C91"/>
+      <w:shd w:val="clear" w:color="auto" w:fill="EDE3FA"/>
+    </w:rPr>
+  </w:style>
   <w:style w:type="paragraph" w:customStyle="1" w:styleId="SourceCode">
     <w:name w:val="Source Code"/>
     <w:basedOn w:val="Normal"/>
@@ -2312,7 +2359,7 @@
     <w:name w:val="header"/>
     <w:basedOn w:val="Normal"/>
     <w:link w:val="HeaderChar"/>
-    <w:rsid w:val="00FE37C6"/>
+    <w:rsid w:val="00D60BE0"/>
     <w:pPr>
       <w:tabs>
         <w:tab w:val="center" w:pos="4513"/>
@@ -2325,7 +2372,7 @@
     <w:name w:val="Header Char"/>
     <w:basedOn w:val="DefaultParagraphFont"/>
     <w:link w:val="Header"/>
-    <w:rsid w:val="00FE37C6"/>
+    <w:rsid w:val="00D60BE0"/>
     <w:rPr>
       <w:rFonts w:ascii="Segoe UI" w:eastAsia="Segoe UI" w:hAnsi="Segoe UI" w:cs="Segoe UI"/>
       <w:color w:val="242424"/>
@@ -2336,7 +2383,7 @@
     <w:name w:val="footer"/>
     <w:basedOn w:val="Normal"/>
     <w:link w:val="FooterChar"/>
-    <w:rsid w:val="00FE37C6"/>
+    <w:rsid w:val="00D60BE0"/>
     <w:pPr>
       <w:tabs>
         <w:tab w:val="center" w:pos="4513"/>
@@ -2349,7 +2396,7 @@
     <w:name w:val="Footer Char"/>
     <w:basedOn w:val="DefaultParagraphFont"/>
     <w:link w:val="Footer"/>
-    <w:rsid w:val="00FE37C6"/>
+    <w:rsid w:val="00D60BE0"/>
     <w:rPr>
       <w:rFonts w:ascii="Segoe UI" w:eastAsia="Segoe UI" w:hAnsi="Segoe UI" w:cs="Segoe UI"/>
       <w:color w:val="242424"/>
